--- a/docs/Course/GE2021/03_Lecture_Note/LectureNote_Chad/PPT/chapter8/chapter8_note.docx
+++ b/docs/Course/GE2021/03_Lecture_Note/LectureNote_Chad/PPT/chapter8/chapter8_note.docx
@@ -15,7 +15,7 @@
         <w:pStyle w:val="Subtitle"/>
       </w:pPr>
       <w:r>
-        <w:t xml:space="preserve">GE2021 Research Technology, Spring 2025</w:t>
+        <w:t xml:space="preserve">GE2021 Research Technology, Fall 2026</w:t>
       </w:r>
     </w:p>
     <w:p>
@@ -31,7 +31,7 @@
         <w:pStyle w:val="Date"/>
       </w:pPr>
       <w:r>
-        <w:t xml:space="preserve">Tue, 27 May 2025</w:t>
+        <w:t xml:space="preserve">Tue, 15 September 2026</w:t>
       </w:r>
     </w:p>
     <w:bookmarkStart w:id="22" w:name="learning-objectives"/>
@@ -818,13 +818,125 @@
     </w:p>
     <w:bookmarkEnd w:id="37"/>
     <w:bookmarkEnd w:id="38"/>
-    <w:bookmarkStart w:id="39" w:name="class-activities"/>
+    <w:bookmarkStart w:id="42" w:name="chapter-infographic"/>
     <w:p>
       <w:pPr>
         <w:pStyle w:val="Heading1"/>
       </w:pPr>
       <w:r>
-        <w:t xml:space="preserve">Class Activities:</w:t>
+        <w:t xml:space="preserve">Chapter Infographic</w:t>
+      </w:r>
+    </w:p>
+    <w:p>
+      <w:pPr>
+        <w:pStyle w:val="FirstParagraph"/>
+      </w:pPr>
+      <w:r>
+        <w:drawing>
+          <wp:inline>
+            <wp:extent cx="5334000" cy="2977116"/>
+            <wp:effectExtent b="0" l="0" r="0" t="0"/>
+            <wp:docPr descr="" title="" id="40" name="Picture"/>
+            <a:graphic>
+              <a:graphicData uri="http://schemas.openxmlformats.org/drawingml/2006/picture">
+                <pic:pic>
+                  <pic:nvPicPr>
+                    <pic:cNvPr descr="resource/thumbnail.png" id="41" name="Picture"/>
+                    <pic:cNvPicPr>
+                      <a:picLocks noChangeArrowheads="1" noChangeAspect="1"/>
+                    </pic:cNvPicPr>
+                  </pic:nvPicPr>
+                  <pic:blipFill>
+                    <a:blip r:embed="rId39"/>
+                    <a:stretch>
+                      <a:fillRect/>
+                    </a:stretch>
+                  </pic:blipFill>
+                  <pic:spPr bwMode="auto">
+                    <a:xfrm>
+                      <a:off x="0" y="0"/>
+                      <a:ext cx="5334000" cy="2977116"/>
+                    </a:xfrm>
+                    <a:prstGeom prst="rect">
+                      <a:avLst/>
+                    </a:prstGeom>
+                    <a:noFill/>
+                    <a:ln w="9525">
+                      <a:noFill/>
+                      <a:headEnd/>
+                      <a:tailEnd/>
+                    </a:ln>
+                  </pic:spPr>
+                </pic:pic>
+              </a:graphicData>
+            </a:graphic>
+          </wp:inline>
+        </w:drawing>
+      </w:r>
+    </w:p>
+    <w:p>
+      <w:pPr>
+        <w:pStyle w:val="BlockText"/>
+      </w:pPr>
+      <w:r>
+        <w:t xml:space="preserve">NotebookLM 생성 요약 인포그래픽. 해설 영상·팟캐스트는</w:t>
+      </w:r>
+      <w:r>
+        <w:t xml:space="preserve"> </w:t>
+      </w:r>
+      <w:r>
+        <w:rPr>
+          <w:rStyle w:val="VerbatimChar"/>
+        </w:rPr>
+        <w:t xml:space="preserve">resource/</w:t>
+      </w:r>
+      <w:r>
+        <w:t xml:space="preserve"> </w:t>
+      </w:r>
+      <w:r>
+        <w:t xml:space="preserve">참조.</w:t>
+      </w:r>
+    </w:p>
+    <w:bookmarkEnd w:id="42"/>
+    <w:bookmarkStart w:id="59" w:name="quiz"/>
+    <w:p>
+      <w:pPr>
+        <w:pStyle w:val="Heading1"/>
+      </w:pPr>
+      <w:r>
+        <w:t xml:space="preserve">Quiz</w:t>
+      </w:r>
+    </w:p>
+    <w:p>
+      <w:pPr>
+        <w:pStyle w:val="BlockText"/>
+      </w:pPr>
+      <w:r>
+        <w:t xml:space="preserve">출처:</w:t>
+      </w:r>
+      <w:r>
+        <w:t xml:space="preserve"> </w:t>
+      </w:r>
+      <w:r>
+        <w:rPr>
+          <w:rStyle w:val="VerbatimChar"/>
+        </w:rPr>
+        <w:t xml:space="preserve">02_Assets/assessment/GE2021_TestBank.xlsx</w:t>
+      </w:r>
+      <w:r>
+        <w:t xml:space="preserve"> </w:t>
+      </w:r>
+      <w:r>
+        <w:t xml:space="preserve">(chapter=8) · 5문항</w:t>
+      </w:r>
+    </w:p>
+    <w:bookmarkStart w:id="46" w:name="Xa34c6a57d086615828452208f944587be391d23"/>
+    <w:p>
+      <w:pPr>
+        <w:pStyle w:val="Heading3"/>
+      </w:pPr>
+      <w:r>
+        <w:t xml:space="preserve">Q1. Primary data are data collected directly by the researcher or research team for a specific study.</w:t>
       </w:r>
     </w:p>
     <w:p>
@@ -833,528 +945,6 @@
         <w:numPr>
           <w:ilvl w:val="0"/>
           <w:numId w:val="1021"/>
-        </w:numPr>
-      </w:pPr>
-      <w:r>
-        <w:t xml:space="preserve">The American Community Survey (ACS) is a great source of secondary data on populations and communities. This activity will provide you with an opportunity to review data from your own community. Follow the steps below:</w:t>
-      </w:r>
-    </w:p>
-    <w:p>
-      <w:pPr>
-        <w:pStyle w:val="Compact"/>
-        <w:numPr>
-          <w:ilvl w:val="1"/>
-          <w:numId w:val="1022"/>
-        </w:numPr>
-      </w:pPr>
-    </w:p>
-    <w:p>
-      <w:pPr>
-        <w:pStyle w:val="Compact"/>
-        <w:numPr>
-          <w:ilvl w:val="2"/>
-          <w:numId w:val="1023"/>
-        </w:numPr>
-      </w:pPr>
-      <w:r>
-        <w:t xml:space="preserve">Visit the Census Bureau’s American Data website at https://data.census.gov/cedsci/</w:t>
-      </w:r>
-    </w:p>
-    <w:p>
-      <w:pPr>
-        <w:pStyle w:val="Compact"/>
-        <w:numPr>
-          <w:ilvl w:val="1"/>
-          <w:numId w:val="1022"/>
-        </w:numPr>
-      </w:pPr>
-    </w:p>
-    <w:p>
-      <w:pPr>
-        <w:pStyle w:val="Compact"/>
-        <w:numPr>
-          <w:ilvl w:val="2"/>
-          <w:numId w:val="1024"/>
-        </w:numPr>
-      </w:pPr>
-      <w:r>
-        <w:t xml:space="preserve">In the search box, type in your community zip code and click search</w:t>
-      </w:r>
-    </w:p>
-    <w:p>
-      <w:pPr>
-        <w:pStyle w:val="Compact"/>
-        <w:numPr>
-          <w:ilvl w:val="1"/>
-          <w:numId w:val="1022"/>
-        </w:numPr>
-      </w:pPr>
-    </w:p>
-    <w:p>
-      <w:pPr>
-        <w:pStyle w:val="Compact"/>
-        <w:numPr>
-          <w:ilvl w:val="2"/>
-          <w:numId w:val="1025"/>
-        </w:numPr>
-      </w:pPr>
-      <w:r>
-        <w:t xml:space="preserve">Find the following facts for your respective community by navigating the toolbar at the top of the search page (All, Tables, Maps, and Pages):</w:t>
-      </w:r>
-    </w:p>
-    <w:p>
-      <w:pPr>
-        <w:pStyle w:val="Compact"/>
-        <w:numPr>
-          <w:ilvl w:val="2"/>
-          <w:numId w:val="1026"/>
-        </w:numPr>
-      </w:pPr>
-      <w:r>
-        <w:t xml:space="preserve">Total population</w:t>
-      </w:r>
-    </w:p>
-    <w:p>
-      <w:pPr>
-        <w:pStyle w:val="Compact"/>
-        <w:numPr>
-          <w:ilvl w:val="2"/>
-          <w:numId w:val="1026"/>
-        </w:numPr>
-      </w:pPr>
-      <w:r>
-        <w:t xml:space="preserve">Median age</w:t>
-      </w:r>
-    </w:p>
-    <w:p>
-      <w:pPr>
-        <w:pStyle w:val="Compact"/>
-        <w:numPr>
-          <w:ilvl w:val="2"/>
-          <w:numId w:val="1026"/>
-        </w:numPr>
-      </w:pPr>
-      <w:r>
-        <w:t xml:space="preserve">Educational attainment (high school graduate or higher)</w:t>
-      </w:r>
-    </w:p>
-    <w:p>
-      <w:pPr>
-        <w:pStyle w:val="Compact"/>
-        <w:numPr>
-          <w:ilvl w:val="2"/>
-          <w:numId w:val="1026"/>
-        </w:numPr>
-      </w:pPr>
-      <w:r>
-        <w:t xml:space="preserve">Total housing units</w:t>
-      </w:r>
-    </w:p>
-    <w:p>
-      <w:pPr>
-        <w:pStyle w:val="Compact"/>
-        <w:numPr>
-          <w:ilvl w:val="2"/>
-          <w:numId w:val="1026"/>
-        </w:numPr>
-      </w:pPr>
-      <w:r>
-        <w:t xml:space="preserve">Median household income</w:t>
-      </w:r>
-    </w:p>
-    <w:p>
-      <w:pPr>
-        <w:pStyle w:val="Compact"/>
-        <w:numPr>
-          <w:ilvl w:val="2"/>
-          <w:numId w:val="1026"/>
-        </w:numPr>
-      </w:pPr>
-      <w:r>
-        <w:t xml:space="preserve">Individuals below poverty line</w:t>
-      </w:r>
-      <w:r>
-        <w:t xml:space="preserve"> </w:t>
-      </w:r>
-      <w:r>
-        <w:t xml:space="preserve">Share this information with other students in your class and compare and contrast your community statistics. Discuss the potential limitations of this data as a class.</w:t>
-      </w:r>
-    </w:p>
-    <w:p>
-      <w:r>
-        <w:pict>
-          <v:rect style="width:0;height:1.5pt" o:hralign="center" o:hrstd="t" o:hr="t"/>
-        </w:pict>
-      </w:r>
-    </w:p>
-    <w:p>
-      <w:pPr>
-        <w:pStyle w:val="Compact"/>
-        <w:numPr>
-          <w:ilvl w:val="0"/>
-          <w:numId w:val="1027"/>
-        </w:numPr>
-      </w:pPr>
-      <w:r>
-        <w:t xml:space="preserve">The Centers for Disease Control (CDC) is a great resource for data on key health indicators. This activity will provide you with an opportunity to learn more about these key health indicators.</w:t>
-      </w:r>
-    </w:p>
-    <w:p>
-      <w:pPr>
-        <w:pStyle w:val="Compact"/>
-        <w:numPr>
-          <w:ilvl w:val="1"/>
-          <w:numId w:val="1028"/>
-        </w:numPr>
-      </w:pPr>
-    </w:p>
-    <w:p>
-      <w:pPr>
-        <w:pStyle w:val="Compact"/>
-        <w:numPr>
-          <w:ilvl w:val="2"/>
-          <w:numId w:val="1029"/>
-        </w:numPr>
-      </w:pPr>
-      <w:r>
-        <w:t xml:space="preserve">Visit the CDC website at https://www.cdc.gov/DataStatistics/</w:t>
-      </w:r>
-    </w:p>
-    <w:p>
-      <w:pPr>
-        <w:pStyle w:val="Compact"/>
-        <w:numPr>
-          <w:ilvl w:val="1"/>
-          <w:numId w:val="1028"/>
-        </w:numPr>
-      </w:pPr>
-    </w:p>
-    <w:p>
-      <w:pPr>
-        <w:pStyle w:val="Compact"/>
-        <w:numPr>
-          <w:ilvl w:val="2"/>
-          <w:numId w:val="1030"/>
-        </w:numPr>
-      </w:pPr>
-      <w:r>
-        <w:t xml:space="preserve">Click on</w:t>
-      </w:r>
-      <w:r>
-        <w:t xml:space="preserve"> </w:t>
-      </w:r>
-      <w:r>
-        <w:t xml:space="preserve">“Diseases and Conditions”</w:t>
-      </w:r>
-      <w:r>
-        <w:t xml:space="preserve"> </w:t>
-      </w:r>
-      <w:r>
-        <w:t xml:space="preserve">in the toolbar at the top of the page</w:t>
-      </w:r>
-    </w:p>
-    <w:p>
-      <w:pPr>
-        <w:pStyle w:val="Compact"/>
-        <w:numPr>
-          <w:ilvl w:val="1"/>
-          <w:numId w:val="1028"/>
-        </w:numPr>
-      </w:pPr>
-    </w:p>
-    <w:p>
-      <w:pPr>
-        <w:pStyle w:val="Compact"/>
-        <w:numPr>
-          <w:ilvl w:val="2"/>
-          <w:numId w:val="1031"/>
-        </w:numPr>
-      </w:pPr>
-      <w:r>
-        <w:t xml:space="preserve">Click on</w:t>
-      </w:r>
-      <w:r>
-        <w:t xml:space="preserve"> </w:t>
-      </w:r>
-      <w:r>
-        <w:t xml:space="preserve">“Data and Statistics”</w:t>
-      </w:r>
-      <w:r>
-        <w:t xml:space="preserve"> </w:t>
-      </w:r>
-      <w:r>
-        <w:t xml:space="preserve">in the drop down menu that appears</w:t>
-      </w:r>
-    </w:p>
-    <w:p>
-      <w:pPr>
-        <w:pStyle w:val="Compact"/>
-        <w:numPr>
-          <w:ilvl w:val="1"/>
-          <w:numId w:val="1028"/>
-        </w:numPr>
-      </w:pPr>
-    </w:p>
-    <w:p>
-      <w:pPr>
-        <w:pStyle w:val="Compact"/>
-        <w:numPr>
-          <w:ilvl w:val="2"/>
-          <w:numId w:val="1032"/>
-        </w:numPr>
-      </w:pPr>
-      <w:r>
-        <w:t xml:space="preserve">Pick one disease topic interest to you from the list of Diseases and Conditions</w:t>
-      </w:r>
-    </w:p>
-    <w:p>
-      <w:pPr>
-        <w:pStyle w:val="Compact"/>
-        <w:numPr>
-          <w:ilvl w:val="1"/>
-          <w:numId w:val="1028"/>
-        </w:numPr>
-      </w:pPr>
-    </w:p>
-    <w:p>
-      <w:pPr>
-        <w:pStyle w:val="Compact"/>
-        <w:numPr>
-          <w:ilvl w:val="2"/>
-          <w:numId w:val="1033"/>
-        </w:numPr>
-      </w:pPr>
-      <w:r>
-        <w:t xml:space="preserve">Based on the data that is presented to you, respond to the following questions:</w:t>
-      </w:r>
-    </w:p>
-    <w:p>
-      <w:pPr>
-        <w:pStyle w:val="Compact"/>
-        <w:numPr>
-          <w:ilvl w:val="2"/>
-          <w:numId w:val="1034"/>
-        </w:numPr>
-      </w:pPr>
-      <w:r>
-        <w:t xml:space="preserve">Number of people affected by this problem (morbidity statistics)</w:t>
-      </w:r>
-    </w:p>
-    <w:p>
-      <w:pPr>
-        <w:pStyle w:val="Compact"/>
-        <w:numPr>
-          <w:ilvl w:val="2"/>
-          <w:numId w:val="1034"/>
-        </w:numPr>
-      </w:pPr>
-      <w:r>
-        <w:t xml:space="preserve">Populations disproportionately affected by this problem (disparities)</w:t>
-      </w:r>
-    </w:p>
-    <w:p>
-      <w:pPr>
-        <w:pStyle w:val="BlockText"/>
-      </w:pPr>
-      <w:r>
-        <w:t xml:space="preserve">Please note, each disease topic page is organized differently. This exercise is intended to give you an opportunity to browse the information included on this secondary data resource.</w:t>
-      </w:r>
-    </w:p>
-    <w:p>
-      <w:r>
-        <w:pict>
-          <v:rect style="width:0;height:1.5pt" o:hralign="center" o:hrstd="t" o:hr="t"/>
-        </w:pict>
-      </w:r>
-    </w:p>
-    <w:p>
-      <w:pPr>
-        <w:pStyle w:val="Compact"/>
-        <w:numPr>
-          <w:ilvl w:val="0"/>
-          <w:numId w:val="1035"/>
-        </w:numPr>
-      </w:pPr>
-      <w:r>
-        <w:t xml:space="preserve">There are various online sources of data, including data warehouses such as the ICPSR website. This activity will provide you with experience in accessing and downloading data.</w:t>
-      </w:r>
-    </w:p>
-    <w:p>
-      <w:pPr>
-        <w:pStyle w:val="Compact"/>
-        <w:numPr>
-          <w:ilvl w:val="1"/>
-          <w:numId w:val="1036"/>
-        </w:numPr>
-      </w:pPr>
-      <w:r>
-        <w:t xml:space="preserve">Click on http://www.icpsr.umich.edu/icpsrweb/ICPSR/</w:t>
-      </w:r>
-    </w:p>
-    <w:p>
-      <w:pPr>
-        <w:pStyle w:val="Compact"/>
-        <w:numPr>
-          <w:ilvl w:val="1"/>
-          <w:numId w:val="1036"/>
-        </w:numPr>
-      </w:pPr>
-      <w:r>
-        <w:t xml:space="preserve">Click on</w:t>
-      </w:r>
-      <w:r>
-        <w:t xml:space="preserve"> </w:t>
-      </w:r>
-      <w:r>
-        <w:t xml:space="preserve">“Find Data”</w:t>
-      </w:r>
-      <w:r>
-        <w:t xml:space="preserve"> </w:t>
-      </w:r>
-      <w:r>
-        <w:t xml:space="preserve">in the toolbar</w:t>
-      </w:r>
-    </w:p>
-    <w:p>
-      <w:pPr>
-        <w:pStyle w:val="Compact"/>
-        <w:numPr>
-          <w:ilvl w:val="1"/>
-          <w:numId w:val="1036"/>
-        </w:numPr>
-      </w:pPr>
-      <w:r>
-        <w:t xml:space="preserve">Pick a topic area of interest to you and type it into the box (e.g., suicide)</w:t>
-      </w:r>
-    </w:p>
-    <w:p>
-      <w:pPr>
-        <w:pStyle w:val="Compact"/>
-        <w:numPr>
-          <w:ilvl w:val="1"/>
-          <w:numId w:val="1036"/>
-        </w:numPr>
-      </w:pPr>
-      <w:r>
-        <w:t xml:space="preserve">Click on one of the data sets the website identifies for you</w:t>
-      </w:r>
-    </w:p>
-    <w:p>
-      <w:pPr>
-        <w:pStyle w:val="Compact"/>
-        <w:numPr>
-          <w:ilvl w:val="1"/>
-          <w:numId w:val="1036"/>
-        </w:numPr>
-      </w:pPr>
-      <w:r>
-        <w:t xml:space="preserve">Read the study</w:t>
-      </w:r>
-      <w:r>
-        <w:t xml:space="preserve"> </w:t>
-      </w:r>
-      <w:r>
-        <w:t xml:space="preserve">“Summary”</w:t>
-      </w:r>
-    </w:p>
-    <w:p>
-      <w:pPr>
-        <w:pStyle w:val="Compact"/>
-        <w:numPr>
-          <w:ilvl w:val="1"/>
-          <w:numId w:val="1036"/>
-        </w:numPr>
-      </w:pPr>
-      <w:r>
-        <w:t xml:space="preserve">Under</w:t>
-      </w:r>
-      <w:r>
-        <w:t xml:space="preserve"> </w:t>
-      </w:r>
-      <w:r>
-        <w:t xml:space="preserve">“Table of Contents”</w:t>
-      </w:r>
-      <w:r>
-        <w:t xml:space="preserve"> </w:t>
-      </w:r>
-      <w:r>
-        <w:t xml:space="preserve">on the left hand side of the page, click on</w:t>
-      </w:r>
-      <w:r>
-        <w:t xml:space="preserve"> </w:t>
-      </w:r>
-      <w:r>
-        <w:t xml:space="preserve">“Methodology”</w:t>
-      </w:r>
-    </w:p>
-    <w:p>
-      <w:pPr>
-        <w:pStyle w:val="Compact"/>
-        <w:numPr>
-          <w:ilvl w:val="1"/>
-          <w:numId w:val="1036"/>
-        </w:numPr>
-      </w:pPr>
-      <w:r>
-        <w:t xml:space="preserve">Read and briefly summarize the study methods</w:t>
-      </w:r>
-    </w:p>
-    <w:p>
-      <w:pPr>
-        <w:pStyle w:val="Compact"/>
-        <w:numPr>
-          <w:ilvl w:val="1"/>
-          <w:numId w:val="1036"/>
-        </w:numPr>
-      </w:pPr>
-      <w:r>
-        <w:t xml:space="preserve">Share what you have learned about this study goals and methodology with students in your class</w:t>
-      </w:r>
-    </w:p>
-    <w:bookmarkEnd w:id="39"/>
-    <w:bookmarkStart w:id="43" w:name="house-keeping"/>
-    <w:p>
-      <w:pPr>
-        <w:pStyle w:val="Heading1"/>
-      </w:pPr>
-      <w:r>
-        <w:t xml:space="preserve">House Keeping</w:t>
-      </w:r>
-    </w:p>
-    <w:bookmarkStart w:id="40" w:name="announcement"/>
-    <w:p>
-      <w:pPr>
-        <w:pStyle w:val="Heading2"/>
-      </w:pPr>
-      <w:r>
-        <w:t xml:space="preserve">Announcement</w:t>
-      </w:r>
-    </w:p>
-    <w:bookmarkEnd w:id="40"/>
-    <w:bookmarkStart w:id="42" w:name="assignment"/>
-    <w:p>
-      <w:pPr>
-        <w:pStyle w:val="Heading2"/>
-      </w:pPr>
-      <w:r>
-        <w:t xml:space="preserve">Assignment</w:t>
-      </w:r>
-    </w:p>
-    <w:bookmarkStart w:id="41" w:name="assignment1-assignment-title"/>
-    <w:p>
-      <w:pPr>
-        <w:pStyle w:val="Heading3"/>
-      </w:pPr>
-      <w:r>
-        <w:t xml:space="preserve">Assignment1: Assignment Title</w:t>
-      </w:r>
-    </w:p>
-    <w:p>
-      <w:pPr>
-        <w:pStyle w:val="Compact"/>
-        <w:numPr>
-          <w:ilvl w:val="0"/>
-          <w:numId w:val="1037"/>
         </w:numPr>
       </w:pPr>
       <w:r>
@@ -1362,39 +952,21 @@
           <w:b/>
           <w:bCs/>
         </w:rPr>
-        <w:t xml:space="preserve">What to do</w:t>
-      </w:r>
-    </w:p>
-    <w:p>
-      <w:pPr>
-        <w:pStyle w:val="Compact"/>
-        <w:numPr>
-          <w:ilvl w:val="1"/>
-          <w:numId w:val="1038"/>
-        </w:numPr>
-      </w:pPr>
-      <w:r>
-        <w:t xml:space="preserve">A</w:t>
-      </w:r>
-    </w:p>
-    <w:p>
-      <w:pPr>
-        <w:pStyle w:val="Compact"/>
-        <w:numPr>
-          <w:ilvl w:val="1"/>
-          <w:numId w:val="1038"/>
-        </w:numPr>
-      </w:pPr>
-      <w:r>
-        <w:t xml:space="preserve">B</w:t>
-      </w:r>
-    </w:p>
-    <w:p>
-      <w:pPr>
-        <w:pStyle w:val="Compact"/>
-        <w:numPr>
-          <w:ilvl w:val="0"/>
-          <w:numId w:val="1039"/>
+        <w:t xml:space="preserve">A.</w:t>
+      </w:r>
+      <w:r>
+        <w:t xml:space="preserve"> </w:t>
+      </w:r>
+      <w:r>
+        <w:t xml:space="preserve">TRUE</w:t>
+      </w:r>
+    </w:p>
+    <w:p>
+      <w:pPr>
+        <w:pStyle w:val="Compact"/>
+        <w:numPr>
+          <w:ilvl w:val="0"/>
+          <w:numId w:val="1021"/>
         </w:numPr>
       </w:pPr>
       <w:r>
@@ -1402,109 +974,1065 @@
           <w:b/>
           <w:bCs/>
         </w:rPr>
-        <w:t xml:space="preserve">Format and Requirement</w:t>
-      </w:r>
-    </w:p>
-    <w:p>
-      <w:pPr>
-        <w:pStyle w:val="Compact"/>
-        <w:numPr>
-          <w:ilvl w:val="1"/>
-          <w:numId w:val="1040"/>
-        </w:numPr>
-      </w:pPr>
-      <w:r>
-        <w:t xml:space="preserve">PDF format, &lt; ?? pages</w:t>
-      </w:r>
-    </w:p>
-    <w:p>
-      <w:pPr>
-        <w:pStyle w:val="Compact"/>
-        <w:numPr>
-          <w:ilvl w:val="1"/>
-          <w:numId w:val="1040"/>
-        </w:numPr>
-      </w:pPr>
-      <w:r>
-        <w:t xml:space="preserve">file name should be include your student id and name</w:t>
-      </w:r>
-    </w:p>
-    <w:p>
-      <w:pPr>
-        <w:pStyle w:val="Compact"/>
-        <w:numPr>
-          <w:ilvl w:val="2"/>
-          <w:numId w:val="1041"/>
-        </w:numPr>
-      </w:pPr>
-      <w:r>
-        <w:t xml:space="preserve">stuID_name_title.pdf (e.g. 1111111_ChungilChae_SelfIntroduction.pdf)</w:t>
-      </w:r>
-    </w:p>
-    <w:p>
-      <w:pPr>
-        <w:pStyle w:val="Compact"/>
-        <w:numPr>
-          <w:ilvl w:val="1"/>
-          <w:numId w:val="1040"/>
-        </w:numPr>
-      </w:pPr>
-      <w:r>
-        <w:t xml:space="preserve">APA, Double-Space, No title page, 12 points, Reference section if necessary</w:t>
-      </w:r>
-    </w:p>
-    <w:p>
-      <w:pPr>
-        <w:pStyle w:val="Compact"/>
-        <w:numPr>
-          <w:ilvl w:val="1"/>
-          <w:numId w:val="1040"/>
-        </w:numPr>
-      </w:pPr>
-      <w:r>
-        <w:t xml:space="preserve">Chinese name in English, English name, Student ID, Class name and section (e.g. GE2021, W09; MGS3001, W01)</w:t>
-      </w:r>
-    </w:p>
-    <w:p>
-      <w:pPr>
-        <w:pStyle w:val="Compact"/>
-        <w:numPr>
-          <w:ilvl w:val="0"/>
-          <w:numId w:val="1039"/>
-        </w:numPr>
-      </w:pPr>
-      <w:r>
-        <w:t xml:space="preserve">due date</w:t>
-      </w:r>
-    </w:p>
-    <w:p>
-      <w:pPr>
-        <w:pStyle w:val="Compact"/>
-        <w:numPr>
-          <w:ilvl w:val="1"/>
-          <w:numId w:val="1042"/>
-        </w:numPr>
-      </w:pPr>
-      <w:r>
-        <w:t xml:space="preserve">by Date(DAY) 11:59PM</w:t>
-      </w:r>
-    </w:p>
-    <w:p>
-      <w:pPr>
-        <w:pStyle w:val="Compact"/>
-        <w:numPr>
-          <w:ilvl w:val="1"/>
-          <w:numId w:val="1042"/>
-        </w:numPr>
-      </w:pPr>
-      <w:r>
-        <w:t xml:space="preserve">NO LATE SUBMISSION ALLOWED!!!!</w:t>
-      </w:r>
-    </w:p>
-    <w:bookmarkEnd w:id="41"/>
-    <w:bookmarkEnd w:id="42"/>
-    <w:bookmarkEnd w:id="43"/>
-    <w:bookmarkStart w:id="44" w:name="reference"/>
+        <w:t xml:space="preserve">B.</w:t>
+      </w:r>
+      <w:r>
+        <w:t xml:space="preserve"> </w:t>
+      </w:r>
+      <w:r>
+        <w:t xml:space="preserve">FALSE</w:t>
+      </w:r>
+    </w:p>
+    <w:tbl>
+      <w:tblPr>
+        <w:tblStyle w:val="Table"/>
+        <w:tblLook w:firstRow="0" w:lastRow="0" w:firstColumn="0" w:lastColumn="0" w:noHBand="0" w:noVBand="0" w:val="0000"/>
+        <w:tblBorders>
+          <w:top w:val="single" w:sz="4" w:space="0" w:color="0758E5"/>
+          <w:left w:val="single" w:sz="24" w:space="0" w:color="0758E5"/>
+          <w:bottom w:val="single" w:sz="4" w:space="0" w:color="0758E5"/>
+          <w:right w:val="single" w:sz="4" w:space="0" w:color="0758E5"/>
+        </w:tblBorders>
+        <w:tblCellMar>
+          <w:left w:w="144" w:type="dxa"/>
+          <w:right w:w="144" w:type="dxa"/>
+        </w:tblCellMar>
+        <w:tblLook w:firstRow="0" w:lastRow="0" w:firstColumn="0" w:lastColumn="0" w:noHBand="0" w:noVBand="0" w:val="0000"/>
+      </w:tblPr>
+      <w:tr>
+        <w:trPr>
+          <w:cantSplit/>
+        </w:trPr>
+        <w:tc>
+          <w:tcPr>
+            <w:shd w:color="auto" w:fill="dae6fb" w:val="clear"/>
+            <w:tcMar>
+              <w:top w:w="92" w:type="dxa"/>
+              <w:bottom w:w="92" w:type="dxa"/>
+            </w:tcMar>
+          </w:tcPr>
+          <w:p>
+            <w:pPr>
+              <w:pStyle w:val="FirstParagraph"/>
+            </w:pPr>
+            <w:pPr>
+              <w:spacing w:before="0" w:after="0"/>
+              <w:textAlignment w:val="center"/>
+            </w:pPr>
+            <w:r>
+              <w:drawing>
+                <wp:inline>
+                  <wp:extent cx="152400" cy="152400"/>
+                  <wp:effectExtent b="0" l="0" r="0" t="0"/>
+                  <wp:docPr descr="" title="" id="44" name="Picture"/>
+                  <a:graphic>
+                    <a:graphicData uri="http://schemas.openxmlformats.org/drawingml/2006/picture">
+                      <pic:pic>
+                        <pic:nvPicPr>
+                          <pic:cNvPr descr="/Applications/quarto/share/formats/docx/note.png" id="45" name="Picture"/>
+                          <pic:cNvPicPr>
+                            <a:picLocks noChangeArrowheads="1" noChangeAspect="1"/>
+                          </pic:cNvPicPr>
+                        </pic:nvPicPr>
+                        <pic:blipFill>
+                          <a:blip r:embed="rId43"/>
+                          <a:stretch>
+                            <a:fillRect/>
+                          </a:stretch>
+                        </pic:blipFill>
+                        <pic:spPr bwMode="auto">
+                          <a:xfrm>
+                            <a:off x="0" y="0"/>
+                            <a:ext cx="152400" cy="152400"/>
+                          </a:xfrm>
+                          <a:prstGeom prst="rect">
+                            <a:avLst/>
+                          </a:prstGeom>
+                          <a:noFill/>
+                          <a:ln w="9525">
+                            <a:noFill/>
+                            <a:headEnd/>
+                            <a:tailEnd/>
+                          </a:ln>
+                        </pic:spPr>
+                      </pic:pic>
+                    </a:graphicData>
+                  </a:graphic>
+                </wp:inline>
+              </w:drawing>
+            </w:r>
+            <w:r>
+              <w:t xml:space="preserve"> </w:t>
+            </w:r>
+            <w:r>
+              <w:t xml:space="preserve"> </w:t>
+            </w:r>
+            <w:r>
+              <w:t xml:space="preserve">정답 보기</w:t>
+            </w:r>
+          </w:p>
+        </w:tc>
+      </w:tr>
+      <w:tr>
+        <w:trPr>
+          <w:cantSplit/>
+        </w:trPr>
+        <w:tc>
+          <w:tcPr>
+            <w:tcMar>
+              <w:top w:w="108" w:type="dxa"/>
+              <w:bottom w:w="108" w:type="dxa"/>
+            </w:tcMar>
+          </w:tcPr>
+          <w:p>
+            <w:pPr>
+              <w:pStyle w:val="BodyText"/>
+            </w:pPr>
+            <w:pPr>
+              <w:spacing w:before="16"/>
+            </w:pPr>
+            <w:r>
+              <w:rPr>
+                <w:b/>
+                <w:bCs/>
+              </w:rPr>
+              <w:t xml:space="preserve">정답: A</w:t>
+            </w:r>
+          </w:p>
+          <w:p>
+            <w:pPr>
+              <w:pStyle w:val="BodyText"/>
+            </w:pPr>
+            <w:pPr>
+              <w:spacing w:after="16"/>
+            </w:pPr>
+            <w:r>
+              <w:t xml:space="preserve">Primary data are gathered firsthand by the researcher; secondary data come from other researchers or institutions.</w:t>
+            </w:r>
+          </w:p>
+          <w:p/>
+        </w:tc>
+      </w:tr>
+    </w:tbl>
+    <w:bookmarkEnd w:id="46"/>
+    <w:bookmarkStart w:id="49" w:name="Xe829617fe2b622015e85fd6583293a174c04a45"/>
+    <w:p>
+      <w:pPr>
+        <w:pStyle w:val="Heading3"/>
+      </w:pPr>
+      <w:r>
+        <w:t xml:space="preserve">Q2. Which of the following BEST defines secondary data?</w:t>
+      </w:r>
+    </w:p>
+    <w:p>
+      <w:pPr>
+        <w:pStyle w:val="Compact"/>
+        <w:numPr>
+          <w:ilvl w:val="0"/>
+          <w:numId w:val="1022"/>
+        </w:numPr>
+      </w:pPr>
+      <w:r>
+        <w:rPr>
+          <w:b/>
+          <w:bCs/>
+        </w:rPr>
+        <w:t xml:space="preserve">A.</w:t>
+      </w:r>
+      <w:r>
+        <w:t xml:space="preserve"> </w:t>
+      </w:r>
+      <w:r>
+        <w:t xml:space="preserve">Raw information that was originally collected by other researchers or institutions and is used by a new researcher for analysis</w:t>
+      </w:r>
+    </w:p>
+    <w:p>
+      <w:pPr>
+        <w:pStyle w:val="Compact"/>
+        <w:numPr>
+          <w:ilvl w:val="0"/>
+          <w:numId w:val="1022"/>
+        </w:numPr>
+      </w:pPr>
+      <w:r>
+        <w:rPr>
+          <w:b/>
+          <w:bCs/>
+        </w:rPr>
+        <w:t xml:space="preserve">B.</w:t>
+      </w:r>
+      <w:r>
+        <w:t xml:space="preserve"> </w:t>
+      </w:r>
+      <w:r>
+        <w:t xml:space="preserve">Data the researcher collects firsthand for the current study</w:t>
+      </w:r>
+    </w:p>
+    <w:p>
+      <w:pPr>
+        <w:pStyle w:val="Compact"/>
+        <w:numPr>
+          <w:ilvl w:val="0"/>
+          <w:numId w:val="1022"/>
+        </w:numPr>
+      </w:pPr>
+      <w:r>
+        <w:rPr>
+          <w:b/>
+          <w:bCs/>
+        </w:rPr>
+        <w:t xml:space="preserve">C.</w:t>
+      </w:r>
+      <w:r>
+        <w:t xml:space="preserve"> </w:t>
+      </w:r>
+      <w:r>
+        <w:t xml:space="preserve">Data published only in newspapers</w:t>
+      </w:r>
+    </w:p>
+    <w:p>
+      <w:pPr>
+        <w:pStyle w:val="Compact"/>
+        <w:numPr>
+          <w:ilvl w:val="0"/>
+          <w:numId w:val="1022"/>
+        </w:numPr>
+      </w:pPr>
+      <w:r>
+        <w:rPr>
+          <w:b/>
+          <w:bCs/>
+        </w:rPr>
+        <w:t xml:space="preserve">D.</w:t>
+      </w:r>
+      <w:r>
+        <w:t xml:space="preserve"> </w:t>
+      </w:r>
+      <w:r>
+        <w:t xml:space="preserve">Data that have not yet been analyzed by anyone</w:t>
+      </w:r>
+    </w:p>
+    <w:tbl>
+      <w:tblPr>
+        <w:tblStyle w:val="Table"/>
+        <w:tblLook w:firstRow="0" w:lastRow="0" w:firstColumn="0" w:lastColumn="0" w:noHBand="0" w:noVBand="0" w:val="0000"/>
+        <w:tblBorders>
+          <w:top w:val="single" w:sz="4" w:space="0" w:color="0758E5"/>
+          <w:left w:val="single" w:sz="24" w:space="0" w:color="0758E5"/>
+          <w:bottom w:val="single" w:sz="4" w:space="0" w:color="0758E5"/>
+          <w:right w:val="single" w:sz="4" w:space="0" w:color="0758E5"/>
+        </w:tblBorders>
+        <w:tblCellMar>
+          <w:left w:w="144" w:type="dxa"/>
+          <w:right w:w="144" w:type="dxa"/>
+        </w:tblCellMar>
+        <w:tblLook w:firstRow="0" w:lastRow="0" w:firstColumn="0" w:lastColumn="0" w:noHBand="0" w:noVBand="0" w:val="0000"/>
+      </w:tblPr>
+      <w:tr>
+        <w:trPr>
+          <w:cantSplit/>
+        </w:trPr>
+        <w:tc>
+          <w:tcPr>
+            <w:shd w:color="auto" w:fill="dae6fb" w:val="clear"/>
+            <w:tcMar>
+              <w:top w:w="92" w:type="dxa"/>
+              <w:bottom w:w="92" w:type="dxa"/>
+            </w:tcMar>
+          </w:tcPr>
+          <w:p>
+            <w:pPr>
+              <w:pStyle w:val="FirstParagraph"/>
+            </w:pPr>
+            <w:pPr>
+              <w:spacing w:before="0" w:after="0"/>
+              <w:textAlignment w:val="center"/>
+            </w:pPr>
+            <w:r>
+              <w:drawing>
+                <wp:inline>
+                  <wp:extent cx="152400" cy="152400"/>
+                  <wp:effectExtent b="0" l="0" r="0" t="0"/>
+                  <wp:docPr descr="" title="" id="47" name="Picture"/>
+                  <a:graphic>
+                    <a:graphicData uri="http://schemas.openxmlformats.org/drawingml/2006/picture">
+                      <pic:pic>
+                        <pic:nvPicPr>
+                          <pic:cNvPr descr="/Applications/quarto/share/formats/docx/note.png" id="48" name="Picture"/>
+                          <pic:cNvPicPr>
+                            <a:picLocks noChangeArrowheads="1" noChangeAspect="1"/>
+                          </pic:cNvPicPr>
+                        </pic:nvPicPr>
+                        <pic:blipFill>
+                          <a:blip r:embed="rId43"/>
+                          <a:stretch>
+                            <a:fillRect/>
+                          </a:stretch>
+                        </pic:blipFill>
+                        <pic:spPr bwMode="auto">
+                          <a:xfrm>
+                            <a:off x="0" y="0"/>
+                            <a:ext cx="152400" cy="152400"/>
+                          </a:xfrm>
+                          <a:prstGeom prst="rect">
+                            <a:avLst/>
+                          </a:prstGeom>
+                          <a:noFill/>
+                          <a:ln w="9525">
+                            <a:noFill/>
+                            <a:headEnd/>
+                            <a:tailEnd/>
+                          </a:ln>
+                        </pic:spPr>
+                      </pic:pic>
+                    </a:graphicData>
+                  </a:graphic>
+                </wp:inline>
+              </w:drawing>
+            </w:r>
+            <w:r>
+              <w:t xml:space="preserve"> </w:t>
+            </w:r>
+            <w:r>
+              <w:t xml:space="preserve"> </w:t>
+            </w:r>
+            <w:r>
+              <w:t xml:space="preserve">정답 보기</w:t>
+            </w:r>
+          </w:p>
+        </w:tc>
+      </w:tr>
+      <w:tr>
+        <w:trPr>
+          <w:cantSplit/>
+        </w:trPr>
+        <w:tc>
+          <w:tcPr>
+            <w:tcMar>
+              <w:top w:w="108" w:type="dxa"/>
+              <w:bottom w:w="108" w:type="dxa"/>
+            </w:tcMar>
+          </w:tcPr>
+          <w:p>
+            <w:pPr>
+              <w:pStyle w:val="BodyText"/>
+            </w:pPr>
+            <w:pPr>
+              <w:spacing w:before="16"/>
+            </w:pPr>
+            <w:r>
+              <w:rPr>
+                <w:b/>
+                <w:bCs/>
+              </w:rPr>
+              <w:t xml:space="preserve">정답: A</w:t>
+            </w:r>
+          </w:p>
+          <w:p>
+            <w:pPr>
+              <w:pStyle w:val="BodyText"/>
+            </w:pPr>
+            <w:pPr>
+              <w:spacing w:after="16"/>
+            </w:pPr>
+            <w:r>
+              <w:t xml:space="preserve">Secondary data are data originally collected by others and reused by a new researcher for analysis.</w:t>
+            </w:r>
+          </w:p>
+          <w:p/>
+        </w:tc>
+      </w:tr>
+    </w:tbl>
+    <w:bookmarkEnd w:id="49"/>
+    <w:bookmarkStart w:id="52" w:name="Xe86b66af0d34369e9c88423e28d4d2d1a7877a5"/>
+    <w:p>
+      <w:pPr>
+        <w:pStyle w:val="Heading3"/>
+      </w:pPr>
+      <w:r>
+        <w:t xml:space="preserve">Q3. According to Chapter 8, replication of a study can occur in which TWO ways?</w:t>
+      </w:r>
+    </w:p>
+    <w:p>
+      <w:pPr>
+        <w:pStyle w:val="Compact"/>
+        <w:numPr>
+          <w:ilvl w:val="0"/>
+          <w:numId w:val="1023"/>
+        </w:numPr>
+      </w:pPr>
+      <w:r>
+        <w:rPr>
+          <w:b/>
+          <w:bCs/>
+        </w:rPr>
+        <w:t xml:space="preserve">A.</w:t>
+      </w:r>
+      <w:r>
+        <w:t xml:space="preserve"> </w:t>
+      </w:r>
+      <w:r>
+        <w:t xml:space="preserve">Collecting brand-new primary data only / hiring a new team only</w:t>
+      </w:r>
+    </w:p>
+    <w:p>
+      <w:pPr>
+        <w:pStyle w:val="Compact"/>
+        <w:numPr>
+          <w:ilvl w:val="0"/>
+          <w:numId w:val="1023"/>
+        </w:numPr>
+      </w:pPr>
+      <w:r>
+        <w:rPr>
+          <w:b/>
+          <w:bCs/>
+        </w:rPr>
+        <w:t xml:space="preserve">B.</w:t>
+      </w:r>
+      <w:r>
+        <w:t xml:space="preserve"> </w:t>
+      </w:r>
+      <w:r>
+        <w:t xml:space="preserve">Translating the data into another language only</w:t>
+      </w:r>
+    </w:p>
+    <w:p>
+      <w:pPr>
+        <w:pStyle w:val="Compact"/>
+        <w:numPr>
+          <w:ilvl w:val="0"/>
+          <w:numId w:val="1023"/>
+        </w:numPr>
+      </w:pPr>
+      <w:r>
+        <w:rPr>
+          <w:b/>
+          <w:bCs/>
+        </w:rPr>
+        <w:t xml:space="preserve">C.</w:t>
+      </w:r>
+      <w:r>
+        <w:t xml:space="preserve"> </w:t>
+      </w:r>
+      <w:r>
+        <w:t xml:space="preserve">Re-publishing the original article / changing the journal</w:t>
+      </w:r>
+    </w:p>
+    <w:p>
+      <w:pPr>
+        <w:pStyle w:val="Compact"/>
+        <w:numPr>
+          <w:ilvl w:val="0"/>
+          <w:numId w:val="1023"/>
+        </w:numPr>
+      </w:pPr>
+      <w:r>
+        <w:rPr>
+          <w:b/>
+          <w:bCs/>
+        </w:rPr>
+        <w:t xml:space="preserve">D.</w:t>
+      </w:r>
+      <w:r>
+        <w:t xml:space="preserve"> </w:t>
+      </w:r>
+      <w:r>
+        <w:t xml:space="preserve">Collecting fresh primary data on a different population OR using the existing secondary data and adding missing information</w:t>
+      </w:r>
+    </w:p>
+    <w:tbl>
+      <w:tblPr>
+        <w:tblStyle w:val="Table"/>
+        <w:tblLook w:firstRow="0" w:lastRow="0" w:firstColumn="0" w:lastColumn="0" w:noHBand="0" w:noVBand="0" w:val="0000"/>
+        <w:tblBorders>
+          <w:top w:val="single" w:sz="4" w:space="0" w:color="0758E5"/>
+          <w:left w:val="single" w:sz="24" w:space="0" w:color="0758E5"/>
+          <w:bottom w:val="single" w:sz="4" w:space="0" w:color="0758E5"/>
+          <w:right w:val="single" w:sz="4" w:space="0" w:color="0758E5"/>
+        </w:tblBorders>
+        <w:tblCellMar>
+          <w:left w:w="144" w:type="dxa"/>
+          <w:right w:w="144" w:type="dxa"/>
+        </w:tblCellMar>
+        <w:tblLook w:firstRow="0" w:lastRow="0" w:firstColumn="0" w:lastColumn="0" w:noHBand="0" w:noVBand="0" w:val="0000"/>
+      </w:tblPr>
+      <w:tr>
+        <w:trPr>
+          <w:cantSplit/>
+        </w:trPr>
+        <w:tc>
+          <w:tcPr>
+            <w:shd w:color="auto" w:fill="dae6fb" w:val="clear"/>
+            <w:tcMar>
+              <w:top w:w="92" w:type="dxa"/>
+              <w:bottom w:w="92" w:type="dxa"/>
+            </w:tcMar>
+          </w:tcPr>
+          <w:p>
+            <w:pPr>
+              <w:pStyle w:val="FirstParagraph"/>
+            </w:pPr>
+            <w:pPr>
+              <w:spacing w:before="0" w:after="0"/>
+              <w:textAlignment w:val="center"/>
+            </w:pPr>
+            <w:r>
+              <w:drawing>
+                <wp:inline>
+                  <wp:extent cx="152400" cy="152400"/>
+                  <wp:effectExtent b="0" l="0" r="0" t="0"/>
+                  <wp:docPr descr="" title="" id="50" name="Picture"/>
+                  <a:graphic>
+                    <a:graphicData uri="http://schemas.openxmlformats.org/drawingml/2006/picture">
+                      <pic:pic>
+                        <pic:nvPicPr>
+                          <pic:cNvPr descr="/Applications/quarto/share/formats/docx/note.png" id="51" name="Picture"/>
+                          <pic:cNvPicPr>
+                            <a:picLocks noChangeArrowheads="1" noChangeAspect="1"/>
+                          </pic:cNvPicPr>
+                        </pic:nvPicPr>
+                        <pic:blipFill>
+                          <a:blip r:embed="rId43"/>
+                          <a:stretch>
+                            <a:fillRect/>
+                          </a:stretch>
+                        </pic:blipFill>
+                        <pic:spPr bwMode="auto">
+                          <a:xfrm>
+                            <a:off x="0" y="0"/>
+                            <a:ext cx="152400" cy="152400"/>
+                          </a:xfrm>
+                          <a:prstGeom prst="rect">
+                            <a:avLst/>
+                          </a:prstGeom>
+                          <a:noFill/>
+                          <a:ln w="9525">
+                            <a:noFill/>
+                            <a:headEnd/>
+                            <a:tailEnd/>
+                          </a:ln>
+                        </pic:spPr>
+                      </pic:pic>
+                    </a:graphicData>
+                  </a:graphic>
+                </wp:inline>
+              </w:drawing>
+            </w:r>
+            <w:r>
+              <w:t xml:space="preserve"> </w:t>
+            </w:r>
+            <w:r>
+              <w:t xml:space="preserve"> </w:t>
+            </w:r>
+            <w:r>
+              <w:t xml:space="preserve">정답 보기</w:t>
+            </w:r>
+          </w:p>
+        </w:tc>
+      </w:tr>
+      <w:tr>
+        <w:trPr>
+          <w:cantSplit/>
+        </w:trPr>
+        <w:tc>
+          <w:tcPr>
+            <w:tcMar>
+              <w:top w:w="108" w:type="dxa"/>
+              <w:bottom w:w="108" w:type="dxa"/>
+            </w:tcMar>
+          </w:tcPr>
+          <w:p>
+            <w:pPr>
+              <w:pStyle w:val="BodyText"/>
+            </w:pPr>
+            <w:pPr>
+              <w:spacing w:before="16"/>
+            </w:pPr>
+            <w:r>
+              <w:rPr>
+                <w:b/>
+                <w:bCs/>
+              </w:rPr>
+              <w:t xml:space="preserve">정답: D</w:t>
+            </w:r>
+          </w:p>
+          <w:p>
+            <w:pPr>
+              <w:pStyle w:val="BodyText"/>
+            </w:pPr>
+            <w:pPr>
+              <w:spacing w:after="16"/>
+            </w:pPr>
+            <w:r>
+              <w:t xml:space="preserve">Replication can mean (1) gathering new primary data in a different population/location or (2) using the existing secondary data and adding new information.</w:t>
+            </w:r>
+          </w:p>
+          <w:p/>
+        </w:tc>
+      </w:tr>
+    </w:tbl>
+    <w:bookmarkEnd w:id="52"/>
+    <w:bookmarkStart w:id="55" w:name="Xe870ed3e3a2aeb05c6a2240b8fa665af757e0e8"/>
+    <w:p>
+      <w:pPr>
+        <w:pStyle w:val="Heading3"/>
+      </w:pPr>
+      <w:r>
+        <w:t xml:space="preserve">Q4. Why is secondary data considered time-effective?</w:t>
+      </w:r>
+    </w:p>
+    <w:p>
+      <w:pPr>
+        <w:pStyle w:val="Compact"/>
+        <w:numPr>
+          <w:ilvl w:val="0"/>
+          <w:numId w:val="1024"/>
+        </w:numPr>
+      </w:pPr>
+      <w:r>
+        <w:rPr>
+          <w:b/>
+          <w:bCs/>
+        </w:rPr>
+        <w:t xml:space="preserve">A.</w:t>
+      </w:r>
+      <w:r>
+        <w:t xml:space="preserve"> </w:t>
+      </w:r>
+      <w:r>
+        <w:t xml:space="preserve">It always produces statistically significant results</w:t>
+      </w:r>
+    </w:p>
+    <w:p>
+      <w:pPr>
+        <w:pStyle w:val="Compact"/>
+        <w:numPr>
+          <w:ilvl w:val="0"/>
+          <w:numId w:val="1024"/>
+        </w:numPr>
+      </w:pPr>
+      <w:r>
+        <w:rPr>
+          <w:b/>
+          <w:bCs/>
+        </w:rPr>
+        <w:t xml:space="preserve">B.</w:t>
+      </w:r>
+      <w:r>
+        <w:t xml:space="preserve"> </w:t>
+      </w:r>
+      <w:r>
+        <w:t xml:space="preserve">It is published faster than primary data</w:t>
+      </w:r>
+    </w:p>
+    <w:p>
+      <w:pPr>
+        <w:pStyle w:val="Compact"/>
+        <w:numPr>
+          <w:ilvl w:val="0"/>
+          <w:numId w:val="1024"/>
+        </w:numPr>
+      </w:pPr>
+      <w:r>
+        <w:rPr>
+          <w:b/>
+          <w:bCs/>
+        </w:rPr>
+        <w:t xml:space="preserve">C.</w:t>
+      </w:r>
+      <w:r>
+        <w:t xml:space="preserve"> </w:t>
+      </w:r>
+      <w:r>
+        <w:t xml:space="preserve">It eliminates the lengthy data-collection phase, letting researchers move directly to cleaning and analysis</w:t>
+      </w:r>
+    </w:p>
+    <w:p>
+      <w:pPr>
+        <w:pStyle w:val="Compact"/>
+        <w:numPr>
+          <w:ilvl w:val="0"/>
+          <w:numId w:val="1024"/>
+        </w:numPr>
+      </w:pPr>
+      <w:r>
+        <w:rPr>
+          <w:b/>
+          <w:bCs/>
+        </w:rPr>
+        <w:t xml:space="preserve">D.</w:t>
+      </w:r>
+      <w:r>
+        <w:t xml:space="preserve"> </w:t>
+      </w:r>
+      <w:r>
+        <w:t xml:space="preserve">It does not require ethical review of any kind</w:t>
+      </w:r>
+    </w:p>
+    <w:tbl>
+      <w:tblPr>
+        <w:tblStyle w:val="Table"/>
+        <w:tblLook w:firstRow="0" w:lastRow="0" w:firstColumn="0" w:lastColumn="0" w:noHBand="0" w:noVBand="0" w:val="0000"/>
+        <w:tblBorders>
+          <w:top w:val="single" w:sz="4" w:space="0" w:color="0758E5"/>
+          <w:left w:val="single" w:sz="24" w:space="0" w:color="0758E5"/>
+          <w:bottom w:val="single" w:sz="4" w:space="0" w:color="0758E5"/>
+          <w:right w:val="single" w:sz="4" w:space="0" w:color="0758E5"/>
+        </w:tblBorders>
+        <w:tblCellMar>
+          <w:left w:w="144" w:type="dxa"/>
+          <w:right w:w="144" w:type="dxa"/>
+        </w:tblCellMar>
+        <w:tblLook w:firstRow="0" w:lastRow="0" w:firstColumn="0" w:lastColumn="0" w:noHBand="0" w:noVBand="0" w:val="0000"/>
+      </w:tblPr>
+      <w:tr>
+        <w:trPr>
+          <w:cantSplit/>
+        </w:trPr>
+        <w:tc>
+          <w:tcPr>
+            <w:shd w:color="auto" w:fill="dae6fb" w:val="clear"/>
+            <w:tcMar>
+              <w:top w:w="92" w:type="dxa"/>
+              <w:bottom w:w="92" w:type="dxa"/>
+            </w:tcMar>
+          </w:tcPr>
+          <w:p>
+            <w:pPr>
+              <w:pStyle w:val="FirstParagraph"/>
+            </w:pPr>
+            <w:pPr>
+              <w:spacing w:before="0" w:after="0"/>
+              <w:textAlignment w:val="center"/>
+            </w:pPr>
+            <w:r>
+              <w:drawing>
+                <wp:inline>
+                  <wp:extent cx="152400" cy="152400"/>
+                  <wp:effectExtent b="0" l="0" r="0" t="0"/>
+                  <wp:docPr descr="" title="" id="53" name="Picture"/>
+                  <a:graphic>
+                    <a:graphicData uri="http://schemas.openxmlformats.org/drawingml/2006/picture">
+                      <pic:pic>
+                        <pic:nvPicPr>
+                          <pic:cNvPr descr="/Applications/quarto/share/formats/docx/note.png" id="54" name="Picture"/>
+                          <pic:cNvPicPr>
+                            <a:picLocks noChangeArrowheads="1" noChangeAspect="1"/>
+                          </pic:cNvPicPr>
+                        </pic:nvPicPr>
+                        <pic:blipFill>
+                          <a:blip r:embed="rId43"/>
+                          <a:stretch>
+                            <a:fillRect/>
+                          </a:stretch>
+                        </pic:blipFill>
+                        <pic:spPr bwMode="auto">
+                          <a:xfrm>
+                            <a:off x="0" y="0"/>
+                            <a:ext cx="152400" cy="152400"/>
+                          </a:xfrm>
+                          <a:prstGeom prst="rect">
+                            <a:avLst/>
+                          </a:prstGeom>
+                          <a:noFill/>
+                          <a:ln w="9525">
+                            <a:noFill/>
+                            <a:headEnd/>
+                            <a:tailEnd/>
+                          </a:ln>
+                        </pic:spPr>
+                      </pic:pic>
+                    </a:graphicData>
+                  </a:graphic>
+                </wp:inline>
+              </w:drawing>
+            </w:r>
+            <w:r>
+              <w:t xml:space="preserve"> </w:t>
+            </w:r>
+            <w:r>
+              <w:t xml:space="preserve"> </w:t>
+            </w:r>
+            <w:r>
+              <w:t xml:space="preserve">정답 보기</w:t>
+            </w:r>
+          </w:p>
+        </w:tc>
+      </w:tr>
+      <w:tr>
+        <w:trPr>
+          <w:cantSplit/>
+        </w:trPr>
+        <w:tc>
+          <w:tcPr>
+            <w:tcMar>
+              <w:top w:w="108" w:type="dxa"/>
+              <w:bottom w:w="108" w:type="dxa"/>
+            </w:tcMar>
+          </w:tcPr>
+          <w:p>
+            <w:pPr>
+              <w:pStyle w:val="BodyText"/>
+            </w:pPr>
+            <w:pPr>
+              <w:spacing w:before="16"/>
+            </w:pPr>
+            <w:r>
+              <w:rPr>
+                <w:b/>
+                <w:bCs/>
+              </w:rPr>
+              <w:t xml:space="preserve">정답: C</w:t>
+            </w:r>
+          </w:p>
+          <w:p>
+            <w:pPr>
+              <w:pStyle w:val="BodyText"/>
+            </w:pPr>
+            <w:pPr>
+              <w:spacing w:after="16"/>
+            </w:pPr>
+            <w:r>
+              <w:t xml:space="preserve">Because the data already exist, the researcher skips the long collection phase and proceeds straight to analysis.</w:t>
+            </w:r>
+          </w:p>
+          <w:p/>
+        </w:tc>
+      </w:tr>
+    </w:tbl>
+    <w:bookmarkEnd w:id="55"/>
+    <w:bookmarkStart w:id="58" w:name="X643aec912bdd63f295fededfe72b0f287e89841"/>
+    <w:p>
+      <w:pPr>
+        <w:pStyle w:val="Heading3"/>
+      </w:pPr>
+      <w:r>
+        <w:t xml:space="preserve">Q5. Émile Durkheim’s use of government suicide statistics across countries is a classic example of which benefit of secondary data?</w:t>
+      </w:r>
+    </w:p>
+    <w:p>
+      <w:pPr>
+        <w:pStyle w:val="Compact"/>
+        <w:numPr>
+          <w:ilvl w:val="0"/>
+          <w:numId w:val="1025"/>
+        </w:numPr>
+      </w:pPr>
+      <w:r>
+        <w:rPr>
+          <w:b/>
+          <w:bCs/>
+        </w:rPr>
+        <w:t xml:space="preserve">A.</w:t>
+      </w:r>
+      <w:r>
+        <w:t xml:space="preserve"> </w:t>
+      </w:r>
+      <w:r>
+        <w:t xml:space="preserve">Availability of information that the researcher could not have collected directly</w:t>
+      </w:r>
+    </w:p>
+    <w:p>
+      <w:pPr>
+        <w:pStyle w:val="Compact"/>
+        <w:numPr>
+          <w:ilvl w:val="0"/>
+          <w:numId w:val="1025"/>
+        </w:numPr>
+      </w:pPr>
+      <w:r>
+        <w:rPr>
+          <w:b/>
+          <w:bCs/>
+        </w:rPr>
+        <w:t xml:space="preserve">B.</w:t>
+      </w:r>
+      <w:r>
+        <w:t xml:space="preserve"> </w:t>
+      </w:r>
+      <w:r>
+        <w:t xml:space="preserve">Cost effectiveness only</w:t>
+      </w:r>
+    </w:p>
+    <w:p>
+      <w:pPr>
+        <w:pStyle w:val="Compact"/>
+        <w:numPr>
+          <w:ilvl w:val="0"/>
+          <w:numId w:val="1025"/>
+        </w:numPr>
+      </w:pPr>
+      <w:r>
+        <w:rPr>
+          <w:b/>
+          <w:bCs/>
+        </w:rPr>
+        <w:t xml:space="preserve">C.</w:t>
+      </w:r>
+      <w:r>
+        <w:t xml:space="preserve"> </w:t>
+      </w:r>
+      <w:r>
+        <w:t xml:space="preserve">Protection of participants</w:t>
+      </w:r>
+    </w:p>
+    <w:p>
+      <w:pPr>
+        <w:pStyle w:val="Compact"/>
+        <w:numPr>
+          <w:ilvl w:val="0"/>
+          <w:numId w:val="1025"/>
+        </w:numPr>
+      </w:pPr>
+      <w:r>
+        <w:rPr>
+          <w:b/>
+          <w:bCs/>
+        </w:rPr>
+        <w:t xml:space="preserve">D.</w:t>
+      </w:r>
+      <w:r>
+        <w:t xml:space="preserve"> </w:t>
+      </w:r>
+      <w:r>
+        <w:t xml:space="preserve">Replication</w:t>
+      </w:r>
+    </w:p>
+    <w:tbl>
+      <w:tblPr>
+        <w:tblStyle w:val="Table"/>
+        <w:tblLook w:firstRow="0" w:lastRow="0" w:firstColumn="0" w:lastColumn="0" w:noHBand="0" w:noVBand="0" w:val="0000"/>
+        <w:tblBorders>
+          <w:top w:val="single" w:sz="4" w:space="0" w:color="0758E5"/>
+          <w:left w:val="single" w:sz="24" w:space="0" w:color="0758E5"/>
+          <w:bottom w:val="single" w:sz="4" w:space="0" w:color="0758E5"/>
+          <w:right w:val="single" w:sz="4" w:space="0" w:color="0758E5"/>
+        </w:tblBorders>
+        <w:tblCellMar>
+          <w:left w:w="144" w:type="dxa"/>
+          <w:right w:w="144" w:type="dxa"/>
+        </w:tblCellMar>
+        <w:tblLook w:firstRow="0" w:lastRow="0" w:firstColumn="0" w:lastColumn="0" w:noHBand="0" w:noVBand="0" w:val="0000"/>
+      </w:tblPr>
+      <w:tr>
+        <w:trPr>
+          <w:cantSplit/>
+        </w:trPr>
+        <w:tc>
+          <w:tcPr>
+            <w:shd w:color="auto" w:fill="dae6fb" w:val="clear"/>
+            <w:tcMar>
+              <w:top w:w="92" w:type="dxa"/>
+              <w:bottom w:w="92" w:type="dxa"/>
+            </w:tcMar>
+          </w:tcPr>
+          <w:p>
+            <w:pPr>
+              <w:pStyle w:val="FirstParagraph"/>
+            </w:pPr>
+            <w:pPr>
+              <w:spacing w:before="0" w:after="0"/>
+              <w:textAlignment w:val="center"/>
+            </w:pPr>
+            <w:r>
+              <w:drawing>
+                <wp:inline>
+                  <wp:extent cx="152400" cy="152400"/>
+                  <wp:effectExtent b="0" l="0" r="0" t="0"/>
+                  <wp:docPr descr="" title="" id="56" name="Picture"/>
+                  <a:graphic>
+                    <a:graphicData uri="http://schemas.openxmlformats.org/drawingml/2006/picture">
+                      <pic:pic>
+                        <pic:nvPicPr>
+                          <pic:cNvPr descr="/Applications/quarto/share/formats/docx/note.png" id="57" name="Picture"/>
+                          <pic:cNvPicPr>
+                            <a:picLocks noChangeArrowheads="1" noChangeAspect="1"/>
+                          </pic:cNvPicPr>
+                        </pic:nvPicPr>
+                        <pic:blipFill>
+                          <a:blip r:embed="rId43"/>
+                          <a:stretch>
+                            <a:fillRect/>
+                          </a:stretch>
+                        </pic:blipFill>
+                        <pic:spPr bwMode="auto">
+                          <a:xfrm>
+                            <a:off x="0" y="0"/>
+                            <a:ext cx="152400" cy="152400"/>
+                          </a:xfrm>
+                          <a:prstGeom prst="rect">
+                            <a:avLst/>
+                          </a:prstGeom>
+                          <a:noFill/>
+                          <a:ln w="9525">
+                            <a:noFill/>
+                            <a:headEnd/>
+                            <a:tailEnd/>
+                          </a:ln>
+                        </pic:spPr>
+                      </pic:pic>
+                    </a:graphicData>
+                  </a:graphic>
+                </wp:inline>
+              </w:drawing>
+            </w:r>
+            <w:r>
+              <w:t xml:space="preserve"> </w:t>
+            </w:r>
+            <w:r>
+              <w:t xml:space="preserve"> </w:t>
+            </w:r>
+            <w:r>
+              <w:t xml:space="preserve">정답 보기</w:t>
+            </w:r>
+          </w:p>
+        </w:tc>
+      </w:tr>
+      <w:tr>
+        <w:trPr>
+          <w:cantSplit/>
+        </w:trPr>
+        <w:tc>
+          <w:tcPr>
+            <w:tcMar>
+              <w:top w:w="108" w:type="dxa"/>
+              <w:bottom w:w="108" w:type="dxa"/>
+            </w:tcMar>
+          </w:tcPr>
+          <w:p>
+            <w:pPr>
+              <w:pStyle w:val="BodyText"/>
+            </w:pPr>
+            <w:pPr>
+              <w:spacing w:before="16"/>
+            </w:pPr>
+            <w:r>
+              <w:rPr>
+                <w:b/>
+                <w:bCs/>
+              </w:rPr>
+              <w:t xml:space="preserve">정답: A</w:t>
+            </w:r>
+          </w:p>
+          <w:p>
+            <w:pPr>
+              <w:pStyle w:val="BodyText"/>
+            </w:pPr>
+            <w:pPr>
+              <w:spacing w:after="16"/>
+            </w:pPr>
+            <w:r>
+              <w:t xml:space="preserve">Durkheim could never have collected national suicide data himself; secondary government statistics made the analysis possible.</w:t>
+            </w:r>
+          </w:p>
+          <w:p/>
+        </w:tc>
+      </w:tr>
+    </w:tbl>
+    <w:bookmarkEnd w:id="58"/>
+    <w:bookmarkEnd w:id="59"/>
+    <w:bookmarkStart w:id="60" w:name="reference"/>
     <w:p>
       <w:pPr>
         <w:pStyle w:val="Heading1"/>
@@ -1513,8 +2041,12 @@
         <w:t xml:space="preserve">Reference</w:t>
       </w:r>
     </w:p>
-    <w:bookmarkEnd w:id="44"/>
-    <w:sectPr/>
+    <w:bookmarkEnd w:id="60"/>
+    <w:sectPr>
+      <w:footnotePr>
+        <w:numRestart w:val="eachSect"/>
+      </w:footnotePr>
+    </w:sectPr>
   </w:body>
 </w:document>
 </file>
@@ -1721,431 +2253,6 @@
       <w:rPr>
         <w:rFonts w:ascii="Wingdings" w:hAnsi="Wingdings" w:cs="Wingdings" w:hint="default"/>
       </w:rPr>
-    </w:lvl>
-  </w:abstractNum>
-  <w:abstractNum w:abstractNumId="99731">
-    <w:nsid w:val="00A99731"/>
-    <w:multiLevelType w:val="multilevel"/>
-    <w:lvl w:ilvl="0">
-      <w:start w:val="1"/>
-      <w:numFmt w:val="lowerLetter"/>
-      <w:lvlText w:val="(%1)"/>
-      <w:lvlJc w:val="left"/>
-      <w:pPr>
-        <w:ind w:left="720" w:hanging="360"/>
-      </w:pPr>
-    </w:lvl>
-    <w:lvl w:ilvl="1">
-      <w:start w:val="1"/>
-      <w:numFmt w:val="lowerLetter"/>
-      <w:lvlText w:val="(%2)"/>
-      <w:lvlJc w:val="left"/>
-      <w:pPr>
-        <w:ind w:left="1440" w:hanging="360"/>
-      </w:pPr>
-    </w:lvl>
-    <w:lvl w:ilvl="2">
-      <w:start w:val="1"/>
-      <w:numFmt w:val="lowerLetter"/>
-      <w:lvlText w:val="(%3)"/>
-      <w:lvlJc w:val="left"/>
-      <w:pPr>
-        <w:ind w:left="2160" w:hanging="360"/>
-      </w:pPr>
-    </w:lvl>
-    <w:lvl w:ilvl="3">
-      <w:start w:val="1"/>
-      <w:numFmt w:val="lowerLetter"/>
-      <w:lvlText w:val="(%4)"/>
-      <w:lvlJc w:val="left"/>
-      <w:pPr>
-        <w:ind w:left="2880" w:hanging="360"/>
-      </w:pPr>
-    </w:lvl>
-    <w:lvl w:ilvl="4">
-      <w:start w:val="1"/>
-      <w:numFmt w:val="lowerLetter"/>
-      <w:lvlText w:val="(%5)"/>
-      <w:lvlJc w:val="left"/>
-      <w:pPr>
-        <w:ind w:left="3600" w:hanging="360"/>
-      </w:pPr>
-    </w:lvl>
-    <w:lvl w:ilvl="5">
-      <w:start w:val="1"/>
-      <w:numFmt w:val="lowerLetter"/>
-      <w:lvlText w:val="(%6)"/>
-      <w:lvlJc w:val="left"/>
-      <w:pPr>
-        <w:ind w:left="4320" w:hanging="360"/>
-      </w:pPr>
-    </w:lvl>
-    <w:lvl w:ilvl="6">
-      <w:start w:val="1"/>
-      <w:numFmt w:val="lowerLetter"/>
-      <w:lvlText w:val="(%7)"/>
-      <w:lvlJc w:val="left"/>
-      <w:pPr>
-        <w:ind w:left="5040" w:hanging="360"/>
-      </w:pPr>
-    </w:lvl>
-    <w:lvl w:ilvl="7">
-      <w:start w:val="1"/>
-      <w:numFmt w:val="lowerLetter"/>
-      <w:lvlText w:val="(%8)"/>
-      <w:lvlJc w:val="left"/>
-      <w:pPr>
-        <w:ind w:left="5760" w:hanging="360"/>
-      </w:pPr>
-    </w:lvl>
-    <w:lvl w:ilvl="8">
-      <w:start w:val="1"/>
-      <w:numFmt w:val="lowerLetter"/>
-      <w:lvlText w:val="(%9)"/>
-      <w:lvlJc w:val="left"/>
-      <w:pPr>
-        <w:ind w:left="6480" w:hanging="360"/>
-      </w:pPr>
-    </w:lvl>
-  </w:abstractNum>
-  <w:abstractNum w:abstractNumId="99732">
-    <w:nsid w:val="00A99732"/>
-    <w:multiLevelType w:val="multilevel"/>
-    <w:lvl w:ilvl="0">
-      <w:start w:val="2"/>
-      <w:numFmt w:val="lowerLetter"/>
-      <w:lvlText w:val="(%1)"/>
-      <w:lvlJc w:val="left"/>
-      <w:pPr>
-        <w:ind w:left="720" w:hanging="360"/>
-      </w:pPr>
-    </w:lvl>
-    <w:lvl w:ilvl="1">
-      <w:start w:val="2"/>
-      <w:numFmt w:val="lowerLetter"/>
-      <w:lvlText w:val="(%2)"/>
-      <w:lvlJc w:val="left"/>
-      <w:pPr>
-        <w:ind w:left="1440" w:hanging="360"/>
-      </w:pPr>
-    </w:lvl>
-    <w:lvl w:ilvl="2">
-      <w:start w:val="2"/>
-      <w:numFmt w:val="lowerLetter"/>
-      <w:lvlText w:val="(%3)"/>
-      <w:lvlJc w:val="left"/>
-      <w:pPr>
-        <w:ind w:left="2160" w:hanging="360"/>
-      </w:pPr>
-    </w:lvl>
-    <w:lvl w:ilvl="3">
-      <w:start w:val="2"/>
-      <w:numFmt w:val="lowerLetter"/>
-      <w:lvlText w:val="(%4)"/>
-      <w:lvlJc w:val="left"/>
-      <w:pPr>
-        <w:ind w:left="2880" w:hanging="360"/>
-      </w:pPr>
-    </w:lvl>
-    <w:lvl w:ilvl="4">
-      <w:start w:val="2"/>
-      <w:numFmt w:val="lowerLetter"/>
-      <w:lvlText w:val="(%5)"/>
-      <w:lvlJc w:val="left"/>
-      <w:pPr>
-        <w:ind w:left="3600" w:hanging="360"/>
-      </w:pPr>
-    </w:lvl>
-    <w:lvl w:ilvl="5">
-      <w:start w:val="2"/>
-      <w:numFmt w:val="lowerLetter"/>
-      <w:lvlText w:val="(%6)"/>
-      <w:lvlJc w:val="left"/>
-      <w:pPr>
-        <w:ind w:left="4320" w:hanging="360"/>
-      </w:pPr>
-    </w:lvl>
-    <w:lvl w:ilvl="6">
-      <w:start w:val="2"/>
-      <w:numFmt w:val="lowerLetter"/>
-      <w:lvlText w:val="(%7)"/>
-      <w:lvlJc w:val="left"/>
-      <w:pPr>
-        <w:ind w:left="5040" w:hanging="360"/>
-      </w:pPr>
-    </w:lvl>
-    <w:lvl w:ilvl="7">
-      <w:start w:val="2"/>
-      <w:numFmt w:val="lowerLetter"/>
-      <w:lvlText w:val="(%8)"/>
-      <w:lvlJc w:val="left"/>
-      <w:pPr>
-        <w:ind w:left="5760" w:hanging="360"/>
-      </w:pPr>
-    </w:lvl>
-    <w:lvl w:ilvl="8">
-      <w:start w:val="2"/>
-      <w:numFmt w:val="lowerLetter"/>
-      <w:lvlText w:val="(%9)"/>
-      <w:lvlJc w:val="left"/>
-      <w:pPr>
-        <w:ind w:left="6480" w:hanging="360"/>
-      </w:pPr>
-    </w:lvl>
-  </w:abstractNum>
-  <w:abstractNum w:abstractNumId="99733">
-    <w:nsid w:val="00A99733"/>
-    <w:multiLevelType w:val="multilevel"/>
-    <w:lvl w:ilvl="0">
-      <w:start w:val="3"/>
-      <w:numFmt w:val="lowerLetter"/>
-      <w:lvlText w:val="(%1)"/>
-      <w:lvlJc w:val="left"/>
-      <w:pPr>
-        <w:ind w:left="720" w:hanging="360"/>
-      </w:pPr>
-    </w:lvl>
-    <w:lvl w:ilvl="1">
-      <w:start w:val="3"/>
-      <w:numFmt w:val="lowerLetter"/>
-      <w:lvlText w:val="(%2)"/>
-      <w:lvlJc w:val="left"/>
-      <w:pPr>
-        <w:ind w:left="1440" w:hanging="360"/>
-      </w:pPr>
-    </w:lvl>
-    <w:lvl w:ilvl="2">
-      <w:start w:val="3"/>
-      <w:numFmt w:val="lowerLetter"/>
-      <w:lvlText w:val="(%3)"/>
-      <w:lvlJc w:val="left"/>
-      <w:pPr>
-        <w:ind w:left="2160" w:hanging="360"/>
-      </w:pPr>
-    </w:lvl>
-    <w:lvl w:ilvl="3">
-      <w:start w:val="3"/>
-      <w:numFmt w:val="lowerLetter"/>
-      <w:lvlText w:val="(%4)"/>
-      <w:lvlJc w:val="left"/>
-      <w:pPr>
-        <w:ind w:left="2880" w:hanging="360"/>
-      </w:pPr>
-    </w:lvl>
-    <w:lvl w:ilvl="4">
-      <w:start w:val="3"/>
-      <w:numFmt w:val="lowerLetter"/>
-      <w:lvlText w:val="(%5)"/>
-      <w:lvlJc w:val="left"/>
-      <w:pPr>
-        <w:ind w:left="3600" w:hanging="360"/>
-      </w:pPr>
-    </w:lvl>
-    <w:lvl w:ilvl="5">
-      <w:start w:val="3"/>
-      <w:numFmt w:val="lowerLetter"/>
-      <w:lvlText w:val="(%6)"/>
-      <w:lvlJc w:val="left"/>
-      <w:pPr>
-        <w:ind w:left="4320" w:hanging="360"/>
-      </w:pPr>
-    </w:lvl>
-    <w:lvl w:ilvl="6">
-      <w:start w:val="3"/>
-      <w:numFmt w:val="lowerLetter"/>
-      <w:lvlText w:val="(%7)"/>
-      <w:lvlJc w:val="left"/>
-      <w:pPr>
-        <w:ind w:left="5040" w:hanging="360"/>
-      </w:pPr>
-    </w:lvl>
-    <w:lvl w:ilvl="7">
-      <w:start w:val="3"/>
-      <w:numFmt w:val="lowerLetter"/>
-      <w:lvlText w:val="(%8)"/>
-      <w:lvlJc w:val="left"/>
-      <w:pPr>
-        <w:ind w:left="5760" w:hanging="360"/>
-      </w:pPr>
-    </w:lvl>
-    <w:lvl w:ilvl="8">
-      <w:start w:val="3"/>
-      <w:numFmt w:val="lowerLetter"/>
-      <w:lvlText w:val="(%9)"/>
-      <w:lvlJc w:val="left"/>
-      <w:pPr>
-        <w:ind w:left="6480" w:hanging="360"/>
-      </w:pPr>
-    </w:lvl>
-  </w:abstractNum>
-  <w:abstractNum w:abstractNumId="99734">
-    <w:nsid w:val="00A99734"/>
-    <w:multiLevelType w:val="multilevel"/>
-    <w:lvl w:ilvl="0">
-      <w:start w:val="4"/>
-      <w:numFmt w:val="lowerLetter"/>
-      <w:lvlText w:val="(%1)"/>
-      <w:lvlJc w:val="left"/>
-      <w:pPr>
-        <w:ind w:left="720" w:hanging="360"/>
-      </w:pPr>
-    </w:lvl>
-    <w:lvl w:ilvl="1">
-      <w:start w:val="4"/>
-      <w:numFmt w:val="lowerLetter"/>
-      <w:lvlText w:val="(%2)"/>
-      <w:lvlJc w:val="left"/>
-      <w:pPr>
-        <w:ind w:left="1440" w:hanging="360"/>
-      </w:pPr>
-    </w:lvl>
-    <w:lvl w:ilvl="2">
-      <w:start w:val="4"/>
-      <w:numFmt w:val="lowerLetter"/>
-      <w:lvlText w:val="(%3)"/>
-      <w:lvlJc w:val="left"/>
-      <w:pPr>
-        <w:ind w:left="2160" w:hanging="360"/>
-      </w:pPr>
-    </w:lvl>
-    <w:lvl w:ilvl="3">
-      <w:start w:val="4"/>
-      <w:numFmt w:val="lowerLetter"/>
-      <w:lvlText w:val="(%4)"/>
-      <w:lvlJc w:val="left"/>
-      <w:pPr>
-        <w:ind w:left="2880" w:hanging="360"/>
-      </w:pPr>
-    </w:lvl>
-    <w:lvl w:ilvl="4">
-      <w:start w:val="4"/>
-      <w:numFmt w:val="lowerLetter"/>
-      <w:lvlText w:val="(%5)"/>
-      <w:lvlJc w:val="left"/>
-      <w:pPr>
-        <w:ind w:left="3600" w:hanging="360"/>
-      </w:pPr>
-    </w:lvl>
-    <w:lvl w:ilvl="5">
-      <w:start w:val="4"/>
-      <w:numFmt w:val="lowerLetter"/>
-      <w:lvlText w:val="(%6)"/>
-      <w:lvlJc w:val="left"/>
-      <w:pPr>
-        <w:ind w:left="4320" w:hanging="360"/>
-      </w:pPr>
-    </w:lvl>
-    <w:lvl w:ilvl="6">
-      <w:start w:val="4"/>
-      <w:numFmt w:val="lowerLetter"/>
-      <w:lvlText w:val="(%7)"/>
-      <w:lvlJc w:val="left"/>
-      <w:pPr>
-        <w:ind w:left="5040" w:hanging="360"/>
-      </w:pPr>
-    </w:lvl>
-    <w:lvl w:ilvl="7">
-      <w:start w:val="4"/>
-      <w:numFmt w:val="lowerLetter"/>
-      <w:lvlText w:val="(%8)"/>
-      <w:lvlJc w:val="left"/>
-      <w:pPr>
-        <w:ind w:left="5760" w:hanging="360"/>
-      </w:pPr>
-    </w:lvl>
-    <w:lvl w:ilvl="8">
-      <w:start w:val="4"/>
-      <w:numFmt w:val="lowerLetter"/>
-      <w:lvlText w:val="(%9)"/>
-      <w:lvlJc w:val="left"/>
-      <w:pPr>
-        <w:ind w:left="6480" w:hanging="360"/>
-      </w:pPr>
-    </w:lvl>
-  </w:abstractNum>
-  <w:abstractNum w:abstractNumId="99735">
-    <w:nsid w:val="00A99735"/>
-    <w:multiLevelType w:val="multilevel"/>
-    <w:lvl w:ilvl="0">
-      <w:start w:val="5"/>
-      <w:numFmt w:val="lowerLetter"/>
-      <w:lvlText w:val="(%1)"/>
-      <w:lvlJc w:val="left"/>
-      <w:pPr>
-        <w:ind w:left="720" w:hanging="360"/>
-      </w:pPr>
-    </w:lvl>
-    <w:lvl w:ilvl="1">
-      <w:start w:val="5"/>
-      <w:numFmt w:val="lowerLetter"/>
-      <w:lvlText w:val="(%2)"/>
-      <w:lvlJc w:val="left"/>
-      <w:pPr>
-        <w:ind w:left="1440" w:hanging="360"/>
-      </w:pPr>
-    </w:lvl>
-    <w:lvl w:ilvl="2">
-      <w:start w:val="5"/>
-      <w:numFmt w:val="lowerLetter"/>
-      <w:lvlText w:val="(%3)"/>
-      <w:lvlJc w:val="left"/>
-      <w:pPr>
-        <w:ind w:left="2160" w:hanging="360"/>
-      </w:pPr>
-    </w:lvl>
-    <w:lvl w:ilvl="3">
-      <w:start w:val="5"/>
-      <w:numFmt w:val="lowerLetter"/>
-      <w:lvlText w:val="(%4)"/>
-      <w:lvlJc w:val="left"/>
-      <w:pPr>
-        <w:ind w:left="2880" w:hanging="360"/>
-      </w:pPr>
-    </w:lvl>
-    <w:lvl w:ilvl="4">
-      <w:start w:val="5"/>
-      <w:numFmt w:val="lowerLetter"/>
-      <w:lvlText w:val="(%5)"/>
-      <w:lvlJc w:val="left"/>
-      <w:pPr>
-        <w:ind w:left="3600" w:hanging="360"/>
-      </w:pPr>
-    </w:lvl>
-    <w:lvl w:ilvl="5">
-      <w:start w:val="5"/>
-      <w:numFmt w:val="lowerLetter"/>
-      <w:lvlText w:val="(%6)"/>
-      <w:lvlJc w:val="left"/>
-      <w:pPr>
-        <w:ind w:left="4320" w:hanging="360"/>
-      </w:pPr>
-    </w:lvl>
-    <w:lvl w:ilvl="6">
-      <w:start w:val="5"/>
-      <w:numFmt w:val="lowerLetter"/>
-      <w:lvlText w:val="(%7)"/>
-      <w:lvlJc w:val="left"/>
-      <w:pPr>
-        <w:ind w:left="5040" w:hanging="360"/>
-      </w:pPr>
-    </w:lvl>
-    <w:lvl w:ilvl="7">
-      <w:start w:val="5"/>
-      <w:numFmt w:val="lowerLetter"/>
-      <w:lvlText w:val="(%8)"/>
-      <w:lvlJc w:val="left"/>
-      <w:pPr>
-        <w:ind w:left="5760" w:hanging="360"/>
-      </w:pPr>
-    </w:lvl>
-    <w:lvl w:ilvl="8">
-      <w:start w:val="5"/>
-      <w:numFmt w:val="lowerLetter"/>
-      <w:lvlText w:val="(%9)"/>
-      <w:lvlJc w:val="left"/>
-      <w:pPr>
-        <w:ind w:left="6480" w:hanging="360"/>
-      </w:pPr>
     </w:lvl>
   </w:abstractNum>
   <w:num w:numId="1000">
@@ -2218,279 +2325,12 @@
     <w:abstractNumId w:val="991"/>
   </w:num>
   <w:num w:numId="1023">
-    <w:abstractNumId w:val="99731"/>
-    <w:lvlOverride w:ilvl="0">
-      <w:startOverride w:val="1"/>
-    </w:lvlOverride>
-    <w:lvlOverride w:ilvl="1">
-      <w:startOverride w:val="1"/>
-    </w:lvlOverride>
-    <w:lvlOverride w:ilvl="2">
-      <w:startOverride w:val="1"/>
-    </w:lvlOverride>
-    <w:lvlOverride w:ilvl="3">
-      <w:startOverride w:val="1"/>
-    </w:lvlOverride>
-    <w:lvlOverride w:ilvl="4">
-      <w:startOverride w:val="1"/>
-    </w:lvlOverride>
-    <w:lvlOverride w:ilvl="5">
-      <w:startOverride w:val="1"/>
-    </w:lvlOverride>
-    <w:lvlOverride w:ilvl="6">
-      <w:startOverride w:val="1"/>
-    </w:lvlOverride>
-    <w:lvlOverride w:ilvl="7">
-      <w:startOverride w:val="1"/>
-    </w:lvlOverride>
-    <w:lvlOverride w:ilvl="8">
-      <w:startOverride w:val="1"/>
-    </w:lvlOverride>
+    <w:abstractNumId w:val="991"/>
   </w:num>
   <w:num w:numId="1024">
-    <w:abstractNumId w:val="99732"/>
-    <w:lvlOverride w:ilvl="0">
-      <w:startOverride w:val="2"/>
-    </w:lvlOverride>
-    <w:lvlOverride w:ilvl="1">
-      <w:startOverride w:val="2"/>
-    </w:lvlOverride>
-    <w:lvlOverride w:ilvl="2">
-      <w:startOverride w:val="2"/>
-    </w:lvlOverride>
-    <w:lvlOverride w:ilvl="3">
-      <w:startOverride w:val="2"/>
-    </w:lvlOverride>
-    <w:lvlOverride w:ilvl="4">
-      <w:startOverride w:val="2"/>
-    </w:lvlOverride>
-    <w:lvlOverride w:ilvl="5">
-      <w:startOverride w:val="2"/>
-    </w:lvlOverride>
-    <w:lvlOverride w:ilvl="6">
-      <w:startOverride w:val="2"/>
-    </w:lvlOverride>
-    <w:lvlOverride w:ilvl="7">
-      <w:startOverride w:val="2"/>
-    </w:lvlOverride>
-    <w:lvlOverride w:ilvl="8">
-      <w:startOverride w:val="2"/>
-    </w:lvlOverride>
+    <w:abstractNumId w:val="991"/>
   </w:num>
   <w:num w:numId="1025">
-    <w:abstractNumId w:val="99733"/>
-    <w:lvlOverride w:ilvl="0">
-      <w:startOverride w:val="3"/>
-    </w:lvlOverride>
-    <w:lvlOverride w:ilvl="1">
-      <w:startOverride w:val="3"/>
-    </w:lvlOverride>
-    <w:lvlOverride w:ilvl="2">
-      <w:startOverride w:val="3"/>
-    </w:lvlOverride>
-    <w:lvlOverride w:ilvl="3">
-      <w:startOverride w:val="3"/>
-    </w:lvlOverride>
-    <w:lvlOverride w:ilvl="4">
-      <w:startOverride w:val="3"/>
-    </w:lvlOverride>
-    <w:lvlOverride w:ilvl="5">
-      <w:startOverride w:val="3"/>
-    </w:lvlOverride>
-    <w:lvlOverride w:ilvl="6">
-      <w:startOverride w:val="3"/>
-    </w:lvlOverride>
-    <w:lvlOverride w:ilvl="7">
-      <w:startOverride w:val="3"/>
-    </w:lvlOverride>
-    <w:lvlOverride w:ilvl="8">
-      <w:startOverride w:val="3"/>
-    </w:lvlOverride>
-  </w:num>
-  <w:num w:numId="1026">
-    <w:abstractNumId w:val="991"/>
-  </w:num>
-  <w:num w:numId="1027">
-    <w:abstractNumId w:val="991"/>
-  </w:num>
-  <w:num w:numId="1028">
-    <w:abstractNumId w:val="991"/>
-  </w:num>
-  <w:num w:numId="1029">
-    <w:abstractNumId w:val="99731"/>
-    <w:lvlOverride w:ilvl="0">
-      <w:startOverride w:val="1"/>
-    </w:lvlOverride>
-    <w:lvlOverride w:ilvl="1">
-      <w:startOverride w:val="1"/>
-    </w:lvlOverride>
-    <w:lvlOverride w:ilvl="2">
-      <w:startOverride w:val="1"/>
-    </w:lvlOverride>
-    <w:lvlOverride w:ilvl="3">
-      <w:startOverride w:val="1"/>
-    </w:lvlOverride>
-    <w:lvlOverride w:ilvl="4">
-      <w:startOverride w:val="1"/>
-    </w:lvlOverride>
-    <w:lvlOverride w:ilvl="5">
-      <w:startOverride w:val="1"/>
-    </w:lvlOverride>
-    <w:lvlOverride w:ilvl="6">
-      <w:startOverride w:val="1"/>
-    </w:lvlOverride>
-    <w:lvlOverride w:ilvl="7">
-      <w:startOverride w:val="1"/>
-    </w:lvlOverride>
-    <w:lvlOverride w:ilvl="8">
-      <w:startOverride w:val="1"/>
-    </w:lvlOverride>
-  </w:num>
-  <w:num w:numId="1030">
-    <w:abstractNumId w:val="99732"/>
-    <w:lvlOverride w:ilvl="0">
-      <w:startOverride w:val="2"/>
-    </w:lvlOverride>
-    <w:lvlOverride w:ilvl="1">
-      <w:startOverride w:val="2"/>
-    </w:lvlOverride>
-    <w:lvlOverride w:ilvl="2">
-      <w:startOverride w:val="2"/>
-    </w:lvlOverride>
-    <w:lvlOverride w:ilvl="3">
-      <w:startOverride w:val="2"/>
-    </w:lvlOverride>
-    <w:lvlOverride w:ilvl="4">
-      <w:startOverride w:val="2"/>
-    </w:lvlOverride>
-    <w:lvlOverride w:ilvl="5">
-      <w:startOverride w:val="2"/>
-    </w:lvlOverride>
-    <w:lvlOverride w:ilvl="6">
-      <w:startOverride w:val="2"/>
-    </w:lvlOverride>
-    <w:lvlOverride w:ilvl="7">
-      <w:startOverride w:val="2"/>
-    </w:lvlOverride>
-    <w:lvlOverride w:ilvl="8">
-      <w:startOverride w:val="2"/>
-    </w:lvlOverride>
-  </w:num>
-  <w:num w:numId="1031">
-    <w:abstractNumId w:val="99733"/>
-    <w:lvlOverride w:ilvl="0">
-      <w:startOverride w:val="3"/>
-    </w:lvlOverride>
-    <w:lvlOverride w:ilvl="1">
-      <w:startOverride w:val="3"/>
-    </w:lvlOverride>
-    <w:lvlOverride w:ilvl="2">
-      <w:startOverride w:val="3"/>
-    </w:lvlOverride>
-    <w:lvlOverride w:ilvl="3">
-      <w:startOverride w:val="3"/>
-    </w:lvlOverride>
-    <w:lvlOverride w:ilvl="4">
-      <w:startOverride w:val="3"/>
-    </w:lvlOverride>
-    <w:lvlOverride w:ilvl="5">
-      <w:startOverride w:val="3"/>
-    </w:lvlOverride>
-    <w:lvlOverride w:ilvl="6">
-      <w:startOverride w:val="3"/>
-    </w:lvlOverride>
-    <w:lvlOverride w:ilvl="7">
-      <w:startOverride w:val="3"/>
-    </w:lvlOverride>
-    <w:lvlOverride w:ilvl="8">
-      <w:startOverride w:val="3"/>
-    </w:lvlOverride>
-  </w:num>
-  <w:num w:numId="1032">
-    <w:abstractNumId w:val="99734"/>
-    <w:lvlOverride w:ilvl="0">
-      <w:startOverride w:val="4"/>
-    </w:lvlOverride>
-    <w:lvlOverride w:ilvl="1">
-      <w:startOverride w:val="4"/>
-    </w:lvlOverride>
-    <w:lvlOverride w:ilvl="2">
-      <w:startOverride w:val="4"/>
-    </w:lvlOverride>
-    <w:lvlOverride w:ilvl="3">
-      <w:startOverride w:val="4"/>
-    </w:lvlOverride>
-    <w:lvlOverride w:ilvl="4">
-      <w:startOverride w:val="4"/>
-    </w:lvlOverride>
-    <w:lvlOverride w:ilvl="5">
-      <w:startOverride w:val="4"/>
-    </w:lvlOverride>
-    <w:lvlOverride w:ilvl="6">
-      <w:startOverride w:val="4"/>
-    </w:lvlOverride>
-    <w:lvlOverride w:ilvl="7">
-      <w:startOverride w:val="4"/>
-    </w:lvlOverride>
-    <w:lvlOverride w:ilvl="8">
-      <w:startOverride w:val="4"/>
-    </w:lvlOverride>
-  </w:num>
-  <w:num w:numId="1033">
-    <w:abstractNumId w:val="99735"/>
-    <w:lvlOverride w:ilvl="0">
-      <w:startOverride w:val="5"/>
-    </w:lvlOverride>
-    <w:lvlOverride w:ilvl="1">
-      <w:startOverride w:val="5"/>
-    </w:lvlOverride>
-    <w:lvlOverride w:ilvl="2">
-      <w:startOverride w:val="5"/>
-    </w:lvlOverride>
-    <w:lvlOverride w:ilvl="3">
-      <w:startOverride w:val="5"/>
-    </w:lvlOverride>
-    <w:lvlOverride w:ilvl="4">
-      <w:startOverride w:val="5"/>
-    </w:lvlOverride>
-    <w:lvlOverride w:ilvl="5">
-      <w:startOverride w:val="5"/>
-    </w:lvlOverride>
-    <w:lvlOverride w:ilvl="6">
-      <w:startOverride w:val="5"/>
-    </w:lvlOverride>
-    <w:lvlOverride w:ilvl="7">
-      <w:startOverride w:val="5"/>
-    </w:lvlOverride>
-    <w:lvlOverride w:ilvl="8">
-      <w:startOverride w:val="5"/>
-    </w:lvlOverride>
-  </w:num>
-  <w:num w:numId="1034">
-    <w:abstractNumId w:val="991"/>
-  </w:num>
-  <w:num w:numId="1035">
-    <w:abstractNumId w:val="991"/>
-  </w:num>
-  <w:num w:numId="1036">
-    <w:abstractNumId w:val="991"/>
-  </w:num>
-  <w:num w:numId="1037">
-    <w:abstractNumId w:val="991"/>
-  </w:num>
-  <w:num w:numId="1038">
-    <w:abstractNumId w:val="991"/>
-  </w:num>
-  <w:num w:numId="1039">
-    <w:abstractNumId w:val="991"/>
-  </w:num>
-  <w:num w:numId="1040">
-    <w:abstractNumId w:val="991"/>
-  </w:num>
-  <w:num w:numId="1041">
-    <w:abstractNumId w:val="991"/>
-  </w:num>
-  <w:num w:numId="1042">
     <w:abstractNumId w:val="991"/>
   </w:num>
 </w:numbering>
@@ -2556,8 +2396,6 @@
     </w:pPr>
     <w:rPr>
       <w:rFonts w:asciiTheme="majorHAnsi" w:cstheme="majorBidi" w:eastAsiaTheme="majorEastAsia" w:hAnsiTheme="majorHAnsi"/>
-      <w:spacing w:val="-10"/>
-      <w:kern w:val="28"/>
       <w:sz w:val="56"/>
       <w:szCs w:val="56"/>
     </w:rPr>
@@ -2570,8 +2408,6 @@
     <w:rsid w:val="00A10FD9"/>
     <w:rPr>
       <w:rFonts w:asciiTheme="majorHAnsi" w:cstheme="majorBidi" w:eastAsiaTheme="majorEastAsia" w:hAnsiTheme="majorHAnsi"/>
-      <w:spacing w:val="-10"/>
-      <w:kern w:val="28"/>
       <w:sz w:val="56"/>
       <w:szCs w:val="56"/>
     </w:rPr>
@@ -2612,23 +2448,31 @@
   </w:style>
   <w:style w:customStyle="1" w:styleId="Author" w:type="paragraph">
     <w:name w:val="Author"/>
+    <w:basedOn w:val="Title"/>
     <w:next w:val="BodyText"/>
     <w:qFormat/>
     <w:pPr>
       <w:keepNext/>
       <w:keepLines/>
-      <w:jc w:val="center"/>
     </w:pPr>
+    <w:rPr>
+      <w:sz w:val="24"/>
+      <w:szCs w:val="24"/>
+    </w:rPr>
   </w:style>
   <w:style w:styleId="Date" w:type="paragraph">
     <w:name w:val="Date"/>
+    <w:basedOn w:val="Title"/>
     <w:next w:val="BodyText"/>
     <w:qFormat/>
     <w:pPr>
       <w:keepNext/>
       <w:keepLines/>
-      <w:jc w:val="center"/>
     </w:pPr>
+    <w:rPr>
+      <w:sz w:val="24"/>
+      <w:szCs w:val="24"/>
+    </w:rPr>
   </w:style>
   <w:style w:customStyle="1" w:styleId="AbstractTitle" w:type="paragraph">
     <w:name w:val="Abstract Title"/>
